--- a/Anotações Jupi/Palavra chave App API do Bazar.docx
+++ b/Anotações Jupi/Palavra chave App API do Bazar.docx
@@ -38,6 +38,8 @@
           <w:szCs w:val="20"/>
         </w:rPr>
       </w:pPr>
+      <w:proofErr w:type="spellStart"/>
+      <w:proofErr w:type="gramStart"/>
       <w:r>
         <w:rPr>
           <w:sz w:val="20"/>
@@ -45,6 +47,8 @@
         </w:rPr>
         <w:t>Palavra chave</w:t>
       </w:r>
+      <w:proofErr w:type="spellEnd"/>
+      <w:proofErr w:type="gramEnd"/>
       <w:r>
         <w:rPr>
           <w:sz w:val="20"/>
@@ -104,6 +108,8 @@
           <w:szCs w:val="20"/>
         </w:rPr>
       </w:pPr>
+      <w:proofErr w:type="spellStart"/>
+      <w:proofErr w:type="gramStart"/>
       <w:r>
         <w:rPr>
           <w:sz w:val="20"/>
@@ -111,6 +117,8 @@
         </w:rPr>
         <w:t>Palavra chave</w:t>
       </w:r>
+      <w:proofErr w:type="spellEnd"/>
+      <w:proofErr w:type="gramEnd"/>
       <w:r>
         <w:rPr>
           <w:sz w:val="20"/>
@@ -626,7 +634,23 @@
           <w:sz w:val="20"/>
           <w:szCs w:val="20"/>
         </w:rPr>
-        <w:t xml:space="preserve"> já tentamos filtro, sort e estado separado </w:t>
+        <w:t xml:space="preserve"> já tentamos filtro, </w:t>
+      </w:r>
+      <w:proofErr w:type="spellStart"/>
+      <w:r>
+        <w:rPr>
+          <w:sz w:val="20"/>
+          <w:szCs w:val="20"/>
+        </w:rPr>
+        <w:t>sort</w:t>
+      </w:r>
+      <w:proofErr w:type="spellEnd"/>
+      <w:r>
+        <w:rPr>
+          <w:sz w:val="20"/>
+          <w:szCs w:val="20"/>
+        </w:rPr>
+        <w:t xml:space="preserve"> e estado separado </w:t>
       </w:r>
     </w:p>
     <w:p>
@@ -928,6 +952,7 @@
           <w:szCs w:val="32"/>
         </w:rPr>
       </w:pPr>
+      <w:proofErr w:type="gramStart"/>
       <w:r>
         <w:rPr>
           <w:b/>
@@ -937,6 +962,7 @@
         </w:rPr>
         <w:t>Palavra chave</w:t>
       </w:r>
+      <w:proofErr w:type="gramEnd"/>
     </w:p>
     <w:p>
       <w:pPr>
@@ -1114,7 +1140,51 @@
           <w:sz w:val="20"/>
           <w:szCs w:val="20"/>
         </w:rPr>
-        <w:t xml:space="preserve"> QR Code profissional (pra imprimir) </w:t>
+        <w:t xml:space="preserve"> QR </w:t>
+      </w:r>
+      <w:proofErr w:type="spellStart"/>
+      <w:r>
+        <w:rPr>
+          <w:b/>
+          <w:bCs/>
+          <w:color w:val="EE0000"/>
+          <w:sz w:val="20"/>
+          <w:szCs w:val="20"/>
+        </w:rPr>
+        <w:t>Code</w:t>
+      </w:r>
+      <w:proofErr w:type="spellEnd"/>
+      <w:r>
+        <w:rPr>
+          <w:b/>
+          <w:bCs/>
+          <w:color w:val="EE0000"/>
+          <w:sz w:val="20"/>
+          <w:szCs w:val="20"/>
+        </w:rPr>
+        <w:t xml:space="preserve"> profissional (</w:t>
+      </w:r>
+      <w:proofErr w:type="gramStart"/>
+      <w:r>
+        <w:rPr>
+          <w:b/>
+          <w:bCs/>
+          <w:color w:val="EE0000"/>
+          <w:sz w:val="20"/>
+          <w:szCs w:val="20"/>
+        </w:rPr>
+        <w:t>pra</w:t>
+      </w:r>
+      <w:proofErr w:type="gramEnd"/>
+      <w:r>
+        <w:rPr>
+          <w:b/>
+          <w:bCs/>
+          <w:color w:val="EE0000"/>
+          <w:sz w:val="20"/>
+          <w:szCs w:val="20"/>
+        </w:rPr>
+        <w:t xml:space="preserve"> imprimir) </w:t>
       </w:r>
     </w:p>
     <w:p>
@@ -1231,7 +1301,29 @@
           <w:sz w:val="20"/>
           <w:szCs w:val="20"/>
         </w:rPr>
-        <w:t xml:space="preserve"> Melhorar categorias (mais fácil pro cliente) </w:t>
+        <w:t xml:space="preserve"> Melhorar categorias (mais fácil </w:t>
+      </w:r>
+      <w:proofErr w:type="gramStart"/>
+      <w:r>
+        <w:rPr>
+          <w:b/>
+          <w:bCs/>
+          <w:color w:val="EE0000"/>
+          <w:sz w:val="20"/>
+          <w:szCs w:val="20"/>
+        </w:rPr>
+        <w:t>pro</w:t>
+      </w:r>
+      <w:proofErr w:type="gramEnd"/>
+      <w:r>
+        <w:rPr>
+          <w:b/>
+          <w:bCs/>
+          <w:color w:val="EE0000"/>
+          <w:sz w:val="20"/>
+          <w:szCs w:val="20"/>
+        </w:rPr>
+        <w:t xml:space="preserve"> cliente) </w:t>
       </w:r>
     </w:p>
     <w:p>
@@ -1355,31 +1447,97 @@
           <w:sz w:val="20"/>
           <w:szCs w:val="20"/>
         </w:rPr>
-        <w:t xml:space="preserve"> Quer que eu crie um cartaz com QR Code profissional do seu app pra colocar na loja?</w:t>
-      </w:r>
-    </w:p>
-    <w:p>
-      <w:pPr>
-        <w:pBdr>
-          <w:bottom w:val="dotted" w:sz="24" w:space="1" w:color="auto"/>
-        </w:pBdr>
-        <w:rPr>
-          <w:b/>
-          <w:bCs/>
-          <w:color w:val="EE0000"/>
-          <w:sz w:val="20"/>
-          <w:szCs w:val="20"/>
-        </w:rPr>
-      </w:pPr>
-      <w:r>
-        <w:rPr>
-          <w:b/>
-          <w:bCs/>
-          <w:color w:val="EE0000"/>
-          <w:sz w:val="20"/>
-          <w:szCs w:val="20"/>
-        </w:rPr>
-        <w:t xml:space="preserve">Se sim, já faço pronto pra imprimir </w:t>
+        <w:t xml:space="preserve"> Quer que eu crie um cartaz com QR </w:t>
+      </w:r>
+      <w:proofErr w:type="spellStart"/>
+      <w:r>
+        <w:rPr>
+          <w:b/>
+          <w:bCs/>
+          <w:color w:val="EE0000"/>
+          <w:sz w:val="20"/>
+          <w:szCs w:val="20"/>
+        </w:rPr>
+        <w:t>Code</w:t>
+      </w:r>
+      <w:proofErr w:type="spellEnd"/>
+      <w:r>
+        <w:rPr>
+          <w:b/>
+          <w:bCs/>
+          <w:color w:val="EE0000"/>
+          <w:sz w:val="20"/>
+          <w:szCs w:val="20"/>
+        </w:rPr>
+        <w:t xml:space="preserve"> profissional do seu app </w:t>
+      </w:r>
+      <w:proofErr w:type="gramStart"/>
+      <w:r>
+        <w:rPr>
+          <w:b/>
+          <w:bCs/>
+          <w:color w:val="EE0000"/>
+          <w:sz w:val="20"/>
+          <w:szCs w:val="20"/>
+        </w:rPr>
+        <w:t>pra</w:t>
+      </w:r>
+      <w:proofErr w:type="gramEnd"/>
+      <w:r>
+        <w:rPr>
+          <w:b/>
+          <w:bCs/>
+          <w:color w:val="EE0000"/>
+          <w:sz w:val="20"/>
+          <w:szCs w:val="20"/>
+        </w:rPr>
+        <w:t xml:space="preserve"> colocar na loja?</w:t>
+      </w:r>
+    </w:p>
+    <w:p>
+      <w:pPr>
+        <w:pBdr>
+          <w:bottom w:val="dotted" w:sz="24" w:space="1" w:color="auto"/>
+        </w:pBdr>
+        <w:rPr>
+          <w:b/>
+          <w:bCs/>
+          <w:color w:val="EE0000"/>
+          <w:sz w:val="20"/>
+          <w:szCs w:val="20"/>
+        </w:rPr>
+      </w:pPr>
+      <w:r>
+        <w:rPr>
+          <w:b/>
+          <w:bCs/>
+          <w:color w:val="EE0000"/>
+          <w:sz w:val="20"/>
+          <w:szCs w:val="20"/>
+        </w:rPr>
+        <w:t xml:space="preserve">Se sim, já faço pronto </w:t>
+      </w:r>
+      <w:proofErr w:type="gramStart"/>
+      <w:r>
+        <w:rPr>
+          <w:b/>
+          <w:bCs/>
+          <w:color w:val="EE0000"/>
+          <w:sz w:val="20"/>
+          <w:szCs w:val="20"/>
+        </w:rPr>
+        <w:t>pra</w:t>
+      </w:r>
+      <w:proofErr w:type="gramEnd"/>
+      <w:r>
+        <w:rPr>
+          <w:b/>
+          <w:bCs/>
+          <w:color w:val="EE0000"/>
+          <w:sz w:val="20"/>
+          <w:szCs w:val="20"/>
+        </w:rPr>
+        <w:t xml:space="preserve"> imprimir </w:t>
       </w:r>
       <w:r>
         <w:rPr>
@@ -1424,8 +1582,9 @@
           <w:sz w:val="20"/>
           <w:szCs w:val="20"/>
         </w:rPr>
-        <w:t>- colocar o logo</w:t>
-      </w:r>
+        <w:t xml:space="preserve">- </w:t>
+      </w:r>
+      <w:proofErr w:type="gramStart"/>
       <w:r>
         <w:rPr>
           <w:b/>
@@ -1434,6 +1593,27 @@
           <w:sz w:val="20"/>
           <w:szCs w:val="20"/>
         </w:rPr>
+        <w:t>colocar</w:t>
+      </w:r>
+      <w:proofErr w:type="gramEnd"/>
+      <w:r>
+        <w:rPr>
+          <w:b/>
+          <w:bCs/>
+          <w:color w:val="4EA72E" w:themeColor="accent6"/>
+          <w:sz w:val="20"/>
+          <w:szCs w:val="20"/>
+        </w:rPr>
+        <w:t xml:space="preserve"> o logo</w:t>
+      </w:r>
+      <w:r>
+        <w:rPr>
+          <w:b/>
+          <w:bCs/>
+          <w:color w:val="4EA72E" w:themeColor="accent6"/>
+          <w:sz w:val="20"/>
+          <w:szCs w:val="20"/>
+        </w:rPr>
         <w:t xml:space="preserve"> JUNTO COM Bazar da Inês</w:t>
       </w:r>
     </w:p>
@@ -1468,8 +1648,9 @@
           <w:sz w:val="20"/>
           <w:szCs w:val="20"/>
         </w:rPr>
-        <w:t xml:space="preserve">- no celular a pesquisa não funciona e no computador a pesquisa funciona mais não coloca todos os produtos </w:t>
-      </w:r>
+        <w:t xml:space="preserve">- </w:t>
+      </w:r>
+      <w:proofErr w:type="gramStart"/>
       <w:r>
         <w:rPr>
           <w:b/>
@@ -1478,8 +1659,9 @@
           <w:sz w:val="20"/>
           <w:szCs w:val="20"/>
         </w:rPr>
-        <w:t>pesquisados em ordem, poderia filtrar somente  o que busca e colocar também um limpador de pesquisa</w:t>
-      </w:r>
+        <w:t>no</w:t>
+      </w:r>
+      <w:proofErr w:type="gramEnd"/>
       <w:r>
         <w:rPr>
           <w:b/>
@@ -1488,6 +1670,48 @@
           <w:sz w:val="20"/>
           <w:szCs w:val="20"/>
         </w:rPr>
+        <w:t xml:space="preserve"> celular a pesquisa não funciona e no computador a pesquisa funciona mais não coloca todos os produtos </w:t>
+      </w:r>
+      <w:r>
+        <w:rPr>
+          <w:b/>
+          <w:bCs/>
+          <w:color w:val="4EA72E" w:themeColor="accent6"/>
+          <w:sz w:val="20"/>
+          <w:szCs w:val="20"/>
+        </w:rPr>
+        <w:t xml:space="preserve">pesquisados em ordem, poderia filtrar </w:t>
+      </w:r>
+      <w:proofErr w:type="gramStart"/>
+      <w:r>
+        <w:rPr>
+          <w:b/>
+          <w:bCs/>
+          <w:color w:val="4EA72E" w:themeColor="accent6"/>
+          <w:sz w:val="20"/>
+          <w:szCs w:val="20"/>
+        </w:rPr>
+        <w:t>somente  o</w:t>
+      </w:r>
+      <w:proofErr w:type="gramEnd"/>
+      <w:r>
+        <w:rPr>
+          <w:b/>
+          <w:bCs/>
+          <w:color w:val="4EA72E" w:themeColor="accent6"/>
+          <w:sz w:val="20"/>
+          <w:szCs w:val="20"/>
+        </w:rPr>
+        <w:t xml:space="preserve"> que busca e colocar também um limpador de pesquisa</w:t>
+      </w:r>
+      <w:r>
+        <w:rPr>
+          <w:b/>
+          <w:bCs/>
+          <w:color w:val="4EA72E" w:themeColor="accent6"/>
+          <w:sz w:val="20"/>
+          <w:szCs w:val="20"/>
+        </w:rPr>
         <w:t>, como exemplo, lápis, todos juntos.</w:t>
       </w:r>
     </w:p>
@@ -1522,7 +1746,29 @@
           <w:sz w:val="20"/>
           <w:szCs w:val="20"/>
         </w:rPr>
-        <w:t>- Tirar a categoria que vem debaixo dos produtos e coloca-las em cima próximo ao campo pesquisa.</w:t>
+        <w:t xml:space="preserve">- Tirar a categoria que vem debaixo dos produtos e </w:t>
+      </w:r>
+      <w:proofErr w:type="gramStart"/>
+      <w:r>
+        <w:rPr>
+          <w:b/>
+          <w:bCs/>
+          <w:color w:val="4EA72E" w:themeColor="accent6"/>
+          <w:sz w:val="20"/>
+          <w:szCs w:val="20"/>
+        </w:rPr>
+        <w:t>coloca-las</w:t>
+      </w:r>
+      <w:proofErr w:type="gramEnd"/>
+      <w:r>
+        <w:rPr>
+          <w:b/>
+          <w:bCs/>
+          <w:color w:val="4EA72E" w:themeColor="accent6"/>
+          <w:sz w:val="20"/>
+          <w:szCs w:val="20"/>
+        </w:rPr>
+        <w:t xml:space="preserve"> em cima próximo ao campo pesquisa.</w:t>
       </w:r>
     </w:p>
     <w:p>
@@ -1557,7 +1803,95 @@
           <w:sz w:val="20"/>
           <w:szCs w:val="20"/>
         </w:rPr>
-        <w:t>- alguns produtos tem categoria no gstaoclick, mais na pesquisa feita pelo computador vem “SEM CATEGORIA”.</w:t>
+        <w:t xml:space="preserve">- </w:t>
+      </w:r>
+      <w:proofErr w:type="gramStart"/>
+      <w:r>
+        <w:rPr>
+          <w:b/>
+          <w:bCs/>
+          <w:color w:val="4EA72E" w:themeColor="accent6"/>
+          <w:sz w:val="20"/>
+          <w:szCs w:val="20"/>
+        </w:rPr>
+        <w:t>alguns</w:t>
+      </w:r>
+      <w:proofErr w:type="gramEnd"/>
+      <w:r>
+        <w:rPr>
+          <w:b/>
+          <w:bCs/>
+          <w:color w:val="4EA72E" w:themeColor="accent6"/>
+          <w:sz w:val="20"/>
+          <w:szCs w:val="20"/>
+        </w:rPr>
+        <w:t xml:space="preserve"> produtos </w:t>
+      </w:r>
+      <w:proofErr w:type="gramStart"/>
+      <w:r>
+        <w:rPr>
+          <w:b/>
+          <w:bCs/>
+          <w:color w:val="4EA72E" w:themeColor="accent6"/>
+          <w:sz w:val="20"/>
+          <w:szCs w:val="20"/>
+        </w:rPr>
+        <w:t>tem</w:t>
+      </w:r>
+      <w:proofErr w:type="gramEnd"/>
+      <w:r>
+        <w:rPr>
+          <w:b/>
+          <w:bCs/>
+          <w:color w:val="4EA72E" w:themeColor="accent6"/>
+          <w:sz w:val="20"/>
+          <w:szCs w:val="20"/>
+        </w:rPr>
+        <w:t xml:space="preserve"> categoria no </w:t>
+      </w:r>
+      <w:proofErr w:type="spellStart"/>
+      <w:r>
+        <w:rPr>
+          <w:b/>
+          <w:bCs/>
+          <w:color w:val="4EA72E" w:themeColor="accent6"/>
+          <w:sz w:val="20"/>
+          <w:szCs w:val="20"/>
+        </w:rPr>
+        <w:t>gstaoclick</w:t>
+      </w:r>
+      <w:proofErr w:type="spellEnd"/>
+      <w:r>
+        <w:rPr>
+          <w:b/>
+          <w:bCs/>
+          <w:color w:val="4EA72E" w:themeColor="accent6"/>
+          <w:sz w:val="20"/>
+          <w:szCs w:val="20"/>
+        </w:rPr>
+        <w:t xml:space="preserve">, </w:t>
+      </w:r>
+      <w:proofErr w:type="gramStart"/>
+      <w:r>
+        <w:rPr>
+          <w:b/>
+          <w:bCs/>
+          <w:color w:val="4EA72E" w:themeColor="accent6"/>
+          <w:sz w:val="20"/>
+          <w:szCs w:val="20"/>
+        </w:rPr>
+        <w:t>mais</w:t>
+      </w:r>
+      <w:proofErr w:type="gramEnd"/>
+      <w:r>
+        <w:rPr>
+          <w:b/>
+          <w:bCs/>
+          <w:color w:val="4EA72E" w:themeColor="accent6"/>
+          <w:sz w:val="20"/>
+          <w:szCs w:val="20"/>
+        </w:rPr>
+        <w:t xml:space="preserve"> na pesquisa feita pelo computador vem “SEM CATEGORIA”.</w:t>
       </w:r>
     </w:p>
     <w:p>
@@ -1584,21 +1918,46 @@
           <w:bottom w:val="dotted" w:sz="24" w:space="1" w:color="auto"/>
         </w:pBdr>
         <w:rPr>
-          <w:sz w:val="20"/>
-          <w:szCs w:val="20"/>
-        </w:rPr>
-      </w:pPr>
-    </w:p>
-    <w:p>
-      <w:pPr>
-        <w:pBdr>
-          <w:bottom w:val="dotted" w:sz="24" w:space="1" w:color="auto"/>
-        </w:pBdr>
-        <w:rPr>
-          <w:sz w:val="20"/>
-          <w:szCs w:val="20"/>
-        </w:rPr>
-      </w:pPr>
+          <w:sz w:val="48"/>
+          <w:szCs w:val="48"/>
+        </w:rPr>
+      </w:pPr>
+    </w:p>
+    <w:p>
+      <w:pPr>
+        <w:pBdr>
+          <w:bottom w:val="dotted" w:sz="24" w:space="1" w:color="auto"/>
+        </w:pBdr>
+        <w:rPr>
+          <w:sz w:val="48"/>
+          <w:szCs w:val="48"/>
+        </w:rPr>
+      </w:pPr>
+      <w:r>
+        <w:rPr>
+          <w:sz w:val="48"/>
+          <w:szCs w:val="48"/>
+        </w:rPr>
+        <w:t>12/05/2026</w:t>
+      </w:r>
+    </w:p>
+    <w:p>
+      <w:pPr>
+        <w:pBdr>
+          <w:bottom w:val="dotted" w:sz="24" w:space="1" w:color="auto"/>
+        </w:pBdr>
+        <w:rPr>
+          <w:sz w:val="48"/>
+          <w:szCs w:val="48"/>
+        </w:rPr>
+      </w:pPr>
+      <w:r>
+        <w:rPr>
+          <w:sz w:val="48"/>
+          <w:szCs w:val="48"/>
+        </w:rPr>
+        <w:t>BAZAR APP PREÇO ATACADO FUNCIONANDO</w:t>
+      </w:r>
     </w:p>
     <w:p>
       <w:pPr>
